--- a/book/word/Chapter 14 - The Blind Photo From Inside a Pocket.docx
+++ b/book/word/Chapter 14 - The Blind Photo From Inside a Pocket.docx
@@ -483,7 +483,7 @@
         <w:t xml:space="preserve"> </w:t>
       </w:r>
       <w:r>
-        <w:t xml:space="preserve">without the pocket photo, the cell data, and the safe search, the state’s case</w:t>
+        <w:t xml:space="preserve">without the accidental pocket photo, the state’s case</w:t>
       </w:r>
       <w:r>
         <w:t xml:space="preserve"> </w:t>
